--- a/docs/01_Unified-Schema-JSON-v1.docx
+++ b/docs/01_Unified-Schema-JSON-v1.docx
@@ -113,7 +113,7 @@
           <w:sz w:val="20"/>
           <w:szCs w:val="20"/>
         </w:rPr>
-        <w:t xml:space="preserve">Version 1.0  ·  LOCKED</w:t>
+        <w:t>Version 1.1  ·  кодтой тулгасан (2026-09-07)</w:t>
       </w:r>
     </w:p>
     <w:p>
@@ -373,7 +373,7 @@
           <w:sz w:val="18"/>
           <w:szCs w:val="18"/>
         </w:rPr>
-        <w:t xml:space="preserve">    "tatar_version": "1.0.0",</w:t>
+        <w:t xml:space="preserve">    "tatar_version": "1.0.2",</w:t>
       </w:r>
     </w:p>
     <w:p>
@@ -536,6 +536,150 @@
           <w:szCs w:val="18"/>
         </w:rPr>
         <w:t xml:space="preserve">    "result_hash": "sha256:9af2..."       // findings-ийн detrministik hash</w:t>
+      </w:r>
+    </w:p>
+    <w:p>
+      <w:pPr>
+        <w:pBdr>
+          <w:left w:val="single" w:color="1F6F54" w:sz="18" w:space="6"/>
+        </w:pBdr>
+        <w:shd w:fill="F4F4F4" w:color="auto" w:val="clear"/>
+        <w:spacing w:after="0" w:before="0" w:line="252"/>
+      </w:pPr>
+      <w:r>
+        <w:rPr>
+          <w:rFonts w:ascii="Consolas" w:cs="Consolas" w:eastAsia="Consolas" w:hAnsi="Consolas"/>
+          <w:color w:val="24292E"/>
+          <w:sz w:val="18"/>
+          <w:szCs w:val="18"/>
+        </w:rPr>
+        <w:t xml:space="preserve">   "scanner_runs": [                    // scanner бүрийн БОДИТ явц (шударга тайлан)</w:t>
+      </w:r>
+    </w:p>
+    <w:p>
+      <w:pPr>
+        <w:pBdr>
+          <w:left w:val="single" w:color="1F6F54" w:sz="18" w:space="6"/>
+        </w:pBdr>
+        <w:shd w:fill="F4F4F4" w:color="auto" w:val="clear"/>
+        <w:spacing w:after="0" w:before="0" w:line="252"/>
+      </w:pPr>
+      <w:r>
+        <w:rPr>
+          <w:rFonts w:ascii="Consolas" w:cs="Consolas" w:eastAsia="Consolas" w:hAnsi="Consolas"/>
+          <w:color w:val="24292E"/>
+          <w:sz w:val="18"/>
+          <w:szCs w:val="18"/>
+        </w:rPr>
+        <w:t xml:space="preserve">     { "scanner": "trivy", "status": "ok", "version": "0.74.0",</w:t>
+      </w:r>
+    </w:p>
+    <w:p>
+      <w:pPr>
+        <w:pBdr>
+          <w:left w:val="single" w:color="1F6F54" w:sz="18" w:space="6"/>
+        </w:pBdr>
+        <w:shd w:fill="F4F4F4" w:color="auto" w:val="clear"/>
+        <w:spacing w:after="0" w:before="0" w:line="252"/>
+      </w:pPr>
+      <w:r>
+        <w:rPr>
+          <w:rFonts w:ascii="Consolas" w:cs="Consolas" w:eastAsia="Consolas" w:hAnsi="Consolas"/>
+          <w:color w:val="24292E"/>
+          <w:sz w:val="18"/>
+          <w:szCs w:val="18"/>
+        </w:rPr>
+        <w:t xml:space="preserve">       "duration_ms": 41230, "raw_bytes": 1555004, "findings": 323,</w:t>
+      </w:r>
+    </w:p>
+    <w:p>
+      <w:pPr>
+        <w:pBdr>
+          <w:left w:val="single" w:color="1F6F54" w:sz="18" w:space="6"/>
+        </w:pBdr>
+        <w:shd w:fill="F4F4F4" w:color="auto" w:val="clear"/>
+        <w:spacing w:after="0" w:before="0" w:line="252"/>
+      </w:pPr>
+      <w:r>
+        <w:rPr>
+          <w:rFonts w:ascii="Consolas" w:cs="Consolas" w:eastAsia="Consolas" w:hAnsi="Consolas"/>
+          <w:color w:val="24292E"/>
+          <w:sz w:val="18"/>
+          <w:szCs w:val="18"/>
+        </w:rPr>
+        <w:t xml:space="preserve">       "unmapped_rules": ["KSV-0020"], "unmapped_count": 4 },</w:t>
+      </w:r>
+    </w:p>
+    <w:p>
+      <w:pPr>
+        <w:pBdr>
+          <w:left w:val="single" w:color="1F6F54" w:sz="18" w:space="6"/>
+        </w:pBdr>
+        <w:shd w:fill="F4F4F4" w:color="auto" w:val="clear"/>
+        <w:spacing w:after="0" w:before="0" w:line="252"/>
+      </w:pPr>
+      <w:r>
+        <w:rPr>
+          <w:rFonts w:ascii="Consolas" w:cs="Consolas" w:eastAsia="Consolas" w:hAnsi="Consolas"/>
+          <w:color w:val="24292E"/>
+          <w:sz w:val="18"/>
+          <w:szCs w:val="18"/>
+        </w:rPr>
+        <w:t xml:space="preserve">     { "scanner": "checkov", "status": "unsupported",</w:t>
+      </w:r>
+    </w:p>
+    <w:p>
+      <w:pPr>
+        <w:pBdr>
+          <w:left w:val="single" w:color="1F6F54" w:sz="18" w:space="6"/>
+        </w:pBdr>
+        <w:shd w:fill="F4F4F4" w:color="auto" w:val="clear"/>
+        <w:spacing w:after="0" w:before="0" w:line="252"/>
+      </w:pPr>
+      <w:r>
+        <w:rPr>
+          <w:rFonts w:ascii="Consolas" w:cs="Consolas" w:eastAsia="Consolas" w:hAnsi="Consolas"/>
+          <w:color w:val="24292E"/>
+          <w:sz w:val="18"/>
+          <w:szCs w:val="18"/>
+        </w:rPr>
+        <w:t xml:space="preserve">       "error": "scanner does not support mode remote", "findings": 0 }</w:t>
+      </w:r>
+    </w:p>
+    <w:p>
+      <w:pPr>
+        <w:pBdr>
+          <w:left w:val="single" w:color="1F6F54" w:sz="18" w:space="6"/>
+        </w:pBdr>
+        <w:shd w:fill="F4F4F4" w:color="auto" w:val="clear"/>
+        <w:spacing w:after="0" w:before="0" w:line="252"/>
+      </w:pPr>
+      <w:r>
+        <w:rPr>
+          <w:rFonts w:ascii="Consolas" w:cs="Consolas" w:eastAsia="Consolas" w:hAnsi="Consolas"/>
+          <w:color w:val="24292E"/>
+          <w:sz w:val="18"/>
+          <w:szCs w:val="18"/>
+        </w:rPr>
+        <w:t xml:space="preserve">   ],                                    // status: ok|ingested|unavailable|</w:t>
+      </w:r>
+    </w:p>
+    <w:p>
+      <w:pPr>
+        <w:pBdr>
+          <w:left w:val="single" w:color="1F6F54" w:sz="18" w:space="6"/>
+        </w:pBdr>
+        <w:shd w:fill="F4F4F4" w:color="auto" w:val="clear"/>
+        <w:spacing w:after="0" w:before="0" w:line="252"/>
+      </w:pPr>
+      <w:r>
+        <w:rPr>
+          <w:rFonts w:ascii="Consolas" w:cs="Consolas" w:eastAsia="Consolas" w:hAnsi="Consolas"/>
+          <w:color w:val="24292E"/>
+          <w:sz w:val="18"/>
+          <w:szCs w:val="18"/>
+        </w:rPr>
+        <w:t xml:space="preserve">                                         // unsupported|error|timeout|parse_error</w:t>
       </w:r>
     </w:p>
     <w:p>
@@ -3684,7 +3828,7 @@
           <w:sz w:val="18"/>
           <w:szCs w:val="18"/>
         </w:rPr>
-        <w:t xml:space="preserve">  "id": "TK-a3f19c",</w:t>
+        <w:t xml:space="preserve">  "id": "TK-a3f19c4d2b81",</w:t>
       </w:r>
     </w:p>
     <w:p>
@@ -4414,7 +4558,7 @@
           <w:sz w:val="18"/>
           <w:szCs w:val="18"/>
         </w:rPr>
-        <w:t xml:space="preserve">    "id":                { "type": "string", "pattern": "^TK-[0-9a-f]{6,}$" },</w:t>
+        <w:t xml:space="preserve">    "id":                { "type": "string", "pattern": "^TK-[0-9a-f]{12}$" },</w:t>
       </w:r>
     </w:p>
     <w:p>
@@ -4681,7 +4825,7 @@
           <w:sz w:val="18"/>
           <w:szCs w:val="18"/>
         </w:rPr>
-        <w:t xml:space="preserve">id = "TK-" + substr( SHA256(canonical_control + "|" + resource + "|" + namespace), 0, 6 )</w:t>
+        <w:t>id = "TK-" + substr( SHA256(canonical_control + "|" + resource + "|" + namespace), 0, 12 )</w:t>
       </w:r>
     </w:p>
     <w:p>
@@ -4779,6 +4923,154 @@
           <w:rFonts w:ascii="Calibri" w:cs="Calibri" w:eastAsia="Calibri" w:hAnsi="Calibri"/>
         </w:rPr>
         <w:t xml:space="preserve">-д тэмдэглэгдэнэ. Аудитын үүднээс finding-ийг нуух нь compliance эрсдэл учруулдаг тул энэ зарчим заавал.</w:t>
+      </w:r>
+    </w:p>
+    <w:p>
+      <w:pPr>
+        <w:pStyle w:val="Heading1"/>
+        <w:spacing w:after="120" w:before="0" w:line="276"/>
+      </w:pPr>
+      <w:r>
+        <w:rPr>
+          <w:rFonts w:ascii="Consolas" w:cs="Consolas" w:eastAsia="Consolas" w:hAnsi="Consolas"/>
+        </w:rPr>
+        <w:t>Хувилбарын тэмдэглэл — v1.1 (2026-09-07)</w:t>
+      </w:r>
+      <w:r>
+        <w:rPr>
+          <w:rFonts w:ascii="Calibri" w:cs="Calibri" w:eastAsia="Calibri" w:hAnsi="Calibri"/>
+        </w:rPr>
+      </w:r>
+      <w:r>
+        <w:rPr>
+          <w:rFonts w:ascii="Consolas" w:cs="Consolas" w:eastAsia="Consolas" w:hAnsi="Consolas"/>
+        </w:rPr>
+      </w:r>
+      <w:r>
+        <w:rPr>
+          <w:rFonts w:ascii="Calibri" w:cs="Calibri" w:eastAsia="Calibri" w:hAnsi="Calibri"/>
+        </w:rPr>
+      </w:r>
+      <w:r>
+        <w:rPr>
+          <w:rFonts w:ascii="Consolas" w:cs="Consolas" w:eastAsia="Consolas" w:hAnsi="Consolas"/>
+        </w:rPr>
+      </w:r>
+      <w:r>
+        <w:rPr>
+          <w:rFonts w:ascii="Calibri" w:cs="Calibri" w:eastAsia="Calibri" w:hAnsi="Calibri"/>
+        </w:rPr>
+      </w:r>
+    </w:p>
+    <w:p>
+      <w:pPr>
+        <w:pStyle w:val="Heading1"/>
+        <w:spacing w:after="120" w:before="0" w:line="276"/>
+      </w:pPr>
+      <w:r>
+        <w:rPr>
+          <w:rFonts w:ascii="Consolas" w:cs="Consolas" w:eastAsia="Consolas" w:hAnsi="Consolas"/>
+        </w:rPr>
+        <w:t>• Finding ID 6 hex -&gt; 12 hex (24 -&gt; 48 бит). 6 hex нь ~4 000 finding-тэй cluster дээр ~40% магадлалаар мөргөлддөг (birthday bound) бөгөөд ID давхцвал dedup, SARIF fingerprint, scan хоорондын diff бүгд эвдэрнэ. v1.0.1-д ID нэг удаа солигдсон.</w:t>
+      </w:r>
+      <w:r>
+        <w:rPr>
+          <w:rFonts w:ascii="Calibri" w:cs="Calibri" w:eastAsia="Calibri" w:hAnsi="Calibri"/>
+        </w:rPr>
+      </w:r>
+      <w:r>
+        <w:rPr>
+          <w:rFonts w:ascii="Consolas" w:cs="Consolas" w:eastAsia="Consolas" w:hAnsi="Consolas"/>
+        </w:rPr>
+      </w:r>
+      <w:r>
+        <w:rPr>
+          <w:rFonts w:ascii="Calibri" w:cs="Calibri" w:eastAsia="Calibri" w:hAnsi="Calibri"/>
+        </w:rPr>
+      </w:r>
+      <w:r>
+        <w:rPr>
+          <w:rFonts w:ascii="Consolas" w:cs="Consolas" w:eastAsia="Consolas" w:hAnsi="Consolas"/>
+        </w:rPr>
+      </w:r>
+      <w:r>
+        <w:rPr>
+          <w:rFonts w:ascii="Calibri" w:cs="Calibri" w:eastAsia="Calibri" w:hAnsi="Calibri"/>
+        </w:rPr>
+      </w:r>
+    </w:p>
+    <w:p>
+      <w:pPr>
+        <w:pStyle w:val="Heading1"/>
+        <w:spacing w:after="120" w:before="0" w:line="276"/>
+      </w:pPr>
+      <w:r>
+        <w:rPr>
+          <w:rFonts w:ascii="Consolas" w:cs="Consolas" w:eastAsia="Consolas" w:hAnsi="Consolas"/>
+        </w:rPr>
+        <w:t>• metadata.scanner_runs[] нэмэгдсэн. Scanner бүрийн төлөв (ok / ingested / unavailable / unsupported / error / timeout / parse_error), хувилбар, хугацаа, түүхий байт, normalize хийгдсэн finding тоо, мөн canonical зураглалгүй тул хаягдсан rule-ууд. Шалтгаан: v1.0.0-д adapter-ийн алдаа чимээгүй залгигдаж, Trivy/Popeye 0 finding өгснийг хэн ч анзаараагүй.</w:t>
+      </w:r>
+      <w:r>
+        <w:rPr>
+          <w:rFonts w:ascii="Calibri" w:cs="Calibri" w:eastAsia="Calibri" w:hAnsi="Calibri"/>
+        </w:rPr>
+      </w:r>
+      <w:r>
+        <w:rPr>
+          <w:rFonts w:ascii="Consolas" w:cs="Consolas" w:eastAsia="Consolas" w:hAnsi="Consolas"/>
+        </w:rPr>
+      </w:r>
+      <w:r>
+        <w:rPr>
+          <w:rFonts w:ascii="Calibri" w:cs="Calibri" w:eastAsia="Calibri" w:hAnsi="Calibri"/>
+        </w:rPr>
+      </w:r>
+      <w:r>
+        <w:rPr>
+          <w:rFonts w:ascii="Consolas" w:cs="Consolas" w:eastAsia="Consolas" w:hAnsi="Consolas"/>
+        </w:rPr>
+      </w:r>
+      <w:r>
+        <w:rPr>
+          <w:rFonts w:ascii="Calibri" w:cs="Calibri" w:eastAsia="Calibri" w:hAnsi="Calibri"/>
+        </w:rPr>
+      </w:r>
+    </w:p>
+    <w:p>
+      <w:pPr>
+        <w:pStyle w:val="Heading1"/>
+        <w:spacing w:after="120" w:before="0" w:line="276"/>
+      </w:pPr>
+      <w:r>
+        <w:rPr>
+          <w:rFonts w:ascii="Consolas" w:cs="Consolas" w:eastAsia="Consolas" w:hAnsi="Consolas"/>
+        </w:rPr>
+        <w:t>• confidence-ийн тодорхойлолт: HIGH = 2+ scanner баталсан ЭСВЭЛ 1 scanner + deterministic шалгалт; MEDIUM = 1 scanner + эвристик; LOW = зөвхөн контекст. (Өмнө нь "3+ scanner" гэж бичигдсэн байсан нь кодтой таарахгүй байв.)</w:t>
+      </w:r>
+      <w:r>
+        <w:rPr>
+          <w:rFonts w:ascii="Calibri" w:cs="Calibri" w:eastAsia="Calibri" w:hAnsi="Calibri"/>
+        </w:rPr>
+      </w:r>
+      <w:r>
+        <w:rPr>
+          <w:rFonts w:ascii="Consolas" w:cs="Consolas" w:eastAsia="Consolas" w:hAnsi="Consolas"/>
+        </w:rPr>
+      </w:r>
+      <w:r>
+        <w:rPr>
+          <w:rFonts w:ascii="Calibri" w:cs="Calibri" w:eastAsia="Calibri" w:hAnsi="Calibri"/>
+        </w:rPr>
+      </w:r>
+      <w:r>
+        <w:rPr>
+          <w:rFonts w:ascii="Consolas" w:cs="Consolas" w:eastAsia="Consolas" w:hAnsi="Consolas"/>
+        </w:rPr>
+      </w:r>
+      <w:r>
+        <w:rPr>
+          <w:rFonts w:ascii="Calibri" w:cs="Calibri" w:eastAsia="Calibri" w:hAnsi="Calibri"/>
+        </w:rPr>
       </w:r>
     </w:p>
     <w:sectPr>

--- a/docs/01_Unified-Schema-JSON-v1.docx
+++ b/docs/01_Unified-Schema-JSON-v1.docx
@@ -113,7 +113,7 @@
           <w:sz w:val="20"/>
           <w:szCs w:val="20"/>
         </w:rPr>
-        <w:t>Version 1.1  ·  кодтой тулгасан (2026-09-07)</w:t>
+        <w:t>Version 1.2  ·  кодтой тулгасан (2026-09-07)</w:t>
       </w:r>
     </w:p>
     <w:p>
@@ -536,6 +536,78 @@
           <w:szCs w:val="18"/>
         </w:rPr>
         <w:t xml:space="preserve">    "result_hash": "sha256:9af2..."       // findings-ийн detrministik hash</w:t>
+      </w:r>
+    </w:p>
+    <w:p>
+      <w:pPr>
+        <w:pBdr>
+          <w:left w:val="single" w:color="1F6F54" w:sz="18" w:space="6"/>
+        </w:pBdr>
+        <w:shd w:fill="F4F4F4" w:color="auto" w:val="clear"/>
+        <w:spacing w:after="0" w:before="0" w:line="252"/>
+      </w:pPr>
+      <w:r>
+        <w:rPr>
+          <w:rFonts w:ascii="Consolas" w:cs="Consolas" w:eastAsia="Consolas" w:hAnsi="Consolas"/>
+          <w:color w:val="24292E"/>
+          <w:sz w:val="18"/>
+          <w:szCs w:val="18"/>
+        </w:rPr>
+        <w:t xml:space="preserve">   "rollup": {                          // Pod -&gt; эзэмшигч controller зөөлт</w:t>
+      </w:r>
+    </w:p>
+    <w:p>
+      <w:pPr>
+        <w:pBdr>
+          <w:left w:val="single" w:color="1F6F54" w:sz="18" w:space="6"/>
+        </w:pBdr>
+        <w:shd w:fill="F4F4F4" w:color="auto" w:val="clear"/>
+        <w:spacing w:after="0" w:before="0" w:line="252"/>
+      </w:pPr>
+      <w:r>
+        <w:rPr>
+          <w:rFonts w:ascii="Consolas" w:cs="Consolas" w:eastAsia="Consolas" w:hAnsi="Consolas"/>
+          <w:color w:val="24292E"/>
+          <w:sz w:val="18"/>
+          <w:szCs w:val="18"/>
+        </w:rPr>
+        <w:t xml:space="preserve">     "moved": 6,                         // зөөгдсөн finding</w:t>
+      </w:r>
+    </w:p>
+    <w:p>
+      <w:pPr>
+        <w:pBdr>
+          <w:left w:val="single" w:color="1F6F54" w:sz="18" w:space="6"/>
+        </w:pBdr>
+        <w:shd w:fill="F4F4F4" w:color="auto" w:val="clear"/>
+        <w:spacing w:after="0" w:before="0" w:line="252"/>
+      </w:pPr>
+      <w:r>
+        <w:rPr>
+          <w:rFonts w:ascii="Consolas" w:cs="Consolas" w:eastAsia="Consolas" w:hAnsi="Consolas"/>
+          <w:color w:val="24292E"/>
+          <w:sz w:val="18"/>
+          <w:szCs w:val="18"/>
+        </w:rPr>
+        <w:t xml:space="preserve">     "pods": ["api-598c4dc6b8-ldjqq"]    // зөөгдсөн pod-ууд</w:t>
+      </w:r>
+    </w:p>
+    <w:p>
+      <w:pPr>
+        <w:pBdr>
+          <w:left w:val="single" w:color="1F6F54" w:sz="18" w:space="6"/>
+        </w:pBdr>
+        <w:shd w:fill="F4F4F4" w:color="auto" w:val="clear"/>
+        <w:spacing w:after="0" w:before="0" w:line="252"/>
+      </w:pPr>
+      <w:r>
+        <w:rPr>
+          <w:rFonts w:ascii="Consolas" w:cs="Consolas" w:eastAsia="Consolas" w:hAnsi="Consolas"/>
+          <w:color w:val="24292E"/>
+          <w:sz w:val="18"/>
+          <w:szCs w:val="18"/>
+        </w:rPr>
+        <w:t xml:space="preserve">   },</w:t>
       </w:r>
     </w:p>
     <w:p>
@@ -4934,7 +5006,7 @@
         <w:rPr>
           <w:rFonts w:ascii="Consolas" w:cs="Consolas" w:eastAsia="Consolas" w:hAnsi="Consolas"/>
         </w:rPr>
-        <w:t>Хувилбарын тэмдэглэл — v1.1 (2026-09-07)</w:t>
+        <w:t>Хувилбарын тэмдэглэл — v1.1 / v1.2 (2026-09-07)</w:t>
       </w:r>
       <w:r>
         <w:rPr>
@@ -5046,6 +5118,80 @@
           <w:rFonts w:ascii="Consolas" w:cs="Consolas" w:eastAsia="Consolas" w:hAnsi="Consolas"/>
         </w:rPr>
         <w:t>• confidence-ийн тодорхойлолт: HIGH = 2+ scanner баталсан ЭСВЭЛ 1 scanner + deterministic шалгалт; MEDIUM = 1 scanner + эвристик; LOW = зөвхөн контекст. (Өмнө нь "3+ scanner" гэж бичигдсэн байсан нь кодтой таарахгүй байв.)</w:t>
+      </w:r>
+      <w:r>
+        <w:rPr>
+          <w:rFonts w:ascii="Calibri" w:cs="Calibri" w:eastAsia="Calibri" w:hAnsi="Calibri"/>
+        </w:rPr>
+      </w:r>
+      <w:r>
+        <w:rPr>
+          <w:rFonts w:ascii="Consolas" w:cs="Consolas" w:eastAsia="Consolas" w:hAnsi="Consolas"/>
+        </w:rPr>
+      </w:r>
+      <w:r>
+        <w:rPr>
+          <w:rFonts w:ascii="Calibri" w:cs="Calibri" w:eastAsia="Calibri" w:hAnsi="Calibri"/>
+        </w:rPr>
+      </w:r>
+      <w:r>
+        <w:rPr>
+          <w:rFonts w:ascii="Consolas" w:cs="Consolas" w:eastAsia="Consolas" w:hAnsi="Consolas"/>
+        </w:rPr>
+      </w:r>
+      <w:r>
+        <w:rPr>
+          <w:rFonts w:ascii="Calibri" w:cs="Calibri" w:eastAsia="Calibri" w:hAnsi="Calibri"/>
+        </w:rPr>
+      </w:r>
+    </w:p>
+    <w:p>
+      <w:pPr>
+        <w:pStyle w:val="Heading1"/>
+        <w:spacing w:after="120" w:before="0" w:line="276"/>
+      </w:pPr>
+      <w:r>
+        <w:rPr>
+          <w:rFonts w:ascii="Consolas" w:cs="Consolas" w:eastAsia="Consolas" w:hAnsi="Consolas"/>
+        </w:rPr>
+        <w:t>(v1.2) metadata.rollup нэмэгдсэн. Pod хэмжээнд тайлагдсан finding-ийг эзэмшигч controller руу зөөсөн тоо ба pod-ууд. Тоо буурсан нь "асуудал арилсан" гэсэн үг БИШ — "нэг зөрчил нэг удаа тоологдож байна" гэсэн үг тул тайланд ил байх ёстой.</w:t>
+      </w:r>
+      <w:r>
+        <w:rPr>
+          <w:rFonts w:ascii="Calibri" w:cs="Calibri" w:eastAsia="Calibri" w:hAnsi="Calibri"/>
+        </w:rPr>
+      </w:r>
+      <w:r>
+        <w:rPr>
+          <w:rFonts w:ascii="Consolas" w:cs="Consolas" w:eastAsia="Consolas" w:hAnsi="Consolas"/>
+        </w:rPr>
+      </w:r>
+      <w:r>
+        <w:rPr>
+          <w:rFonts w:ascii="Calibri" w:cs="Calibri" w:eastAsia="Calibri" w:hAnsi="Calibri"/>
+        </w:rPr>
+      </w:r>
+      <w:r>
+        <w:rPr>
+          <w:rFonts w:ascii="Consolas" w:cs="Consolas" w:eastAsia="Consolas" w:hAnsi="Consolas"/>
+        </w:rPr>
+      </w:r>
+      <w:r>
+        <w:rPr>
+          <w:rFonts w:ascii="Calibri" w:cs="Calibri" w:eastAsia="Calibri" w:hAnsi="Calibri"/>
+        </w:rPr>
+      </w:r>
+    </w:p>
+    <w:p>
+      <w:pPr>
+        <w:pStyle w:val="Heading1"/>
+        <w:spacing w:after="120" w:before="0" w:line="276"/>
+      </w:pPr>
+      <w:r>
+        <w:rPr>
+          <w:rFonts w:ascii="Consolas" w:cs="Consolas" w:eastAsia="Consolas" w:hAnsi="Consolas"/>
+        </w:rPr>
+        <w:t>(v1.2) Зөөгдсөн pod бүр finding-ийн evidence-д {path: "pod/&lt;нэр&gt;", detail: "rolled up to &lt;owner&gt;"} болж бичигдэнэ — юу ч алдагдахгүй, аудитор ямар pod хамрагдсаныг харна.</w:t>
       </w:r>
       <w:r>
         <w:rPr>

--- a/docs/01_Unified-Schema-JSON-v1.docx
+++ b/docs/01_Unified-Schema-JSON-v1.docx
@@ -128,7 +128,7 @@
           <w:sz w:val="18"/>
           <w:szCs w:val="18"/>
         </w:rPr>
-        <w:t xml:space="preserve">Professional Security Service &amp; Audit LLC</w:t>
+        <w:t>Enkhbat.O — Security Analyst</w:t>
       </w:r>
     </w:p>
     <w:p>
